--- a/hr/마인드_근로계약서_정정합의서.docx
+++ b/hr/마인드_근로계약서_정정합의서.docx
@@ -1149,9 +1149,9 @@
           <w:tcPr>
             <w:tcW w:type="dxa" w:w="1500"/>
             <w:tcMar>
-              <w:top w:type="dxa" w:w="200"/>
+              <w:top w:type="dxa" w:w="260"/>
               <w:left w:type="dxa" w:w="0"/>
-              <w:bottom w:type="dxa" w:w="200"/>
+              <w:bottom w:type="dxa" w:w="120"/>
               <w:right w:type="dxa" w:w="130"/>
             </w:tcMar>
           </w:tcPr>
@@ -1174,10 +1174,13 @@
         <w:tc>
           <w:tcPr>
             <w:tcW w:type="dxa" w:w="2600"/>
-            <w:tcMar>
-              <w:top w:type="dxa" w:w="200"/>
+            <w:tcBorders>
+              <w:bottom w:val="single" w:color="D4D6DB" w:sz="4"/>
+            </w:tcBorders>
+            <w:tcMar>
+              <w:top w:type="dxa" w:w="260"/>
               <w:left w:type="dxa" w:w="0"/>
-              <w:bottom w:type="dxa" w:w="200"/>
+              <w:bottom w:type="dxa" w:w="120"/>
               <w:right w:type="dxa" w:w="130"/>
             </w:tcMar>
           </w:tcPr>
@@ -1202,9 +1205,9 @@
           <w:tcPr>
             <w:tcW w:type="dxa" w:w="1500"/>
             <w:tcMar>
-              <w:top w:type="dxa" w:w="200"/>
+              <w:top w:type="dxa" w:w="260"/>
               <w:left w:type="dxa" w:w="0"/>
-              <w:bottom w:type="dxa" w:w="200"/>
+              <w:bottom w:type="dxa" w:w="120"/>
               <w:right w:type="dxa" w:w="130"/>
             </w:tcMar>
           </w:tcPr>
@@ -1227,10 +1230,13 @@
         <w:tc>
           <w:tcPr>
             <w:tcW w:type="dxa" w:w="2600"/>
-            <w:tcMar>
-              <w:top w:type="dxa" w:w="200"/>
+            <w:tcBorders>
+              <w:bottom w:val="single" w:color="D4D6DB" w:sz="4"/>
+            </w:tcBorders>
+            <w:tcMar>
+              <w:top w:type="dxa" w:w="260"/>
               <w:left w:type="dxa" w:w="0"/>
-              <w:bottom w:type="dxa" w:w="200"/>
+              <w:bottom w:type="dxa" w:w="120"/>
               <w:right w:type="dxa" w:w="130"/>
             </w:tcMar>
           </w:tcPr>

--- a/hr/마인드_근로계약서_정정합의서.docx
+++ b/hr/마인드_근로계약서_정정합의서.docx
@@ -506,8 +506,26 @@
                 <w:sz w:val="19"/>
                 <w:szCs w:val="19"/>
               </w:rPr>
-              <w:t xml:space="preserve">제1조·제3조
-유급주휴일</w:t>
+              <w:t xml:space="preserve">제1조·제3조</w:t>
+            </w:r>
+          </w:p>
+          <w:p>
+            <w:pPr>
+              <w:spacing w:line="264"/>
+              <w:jc w:val="left"/>
+            </w:pPr>
+            <w:r>
+              <w:rPr>
+                <w:rFonts w:ascii="맑은 고딕" w:cs="맑은 고딕" w:eastAsia="맑은 고딕" w:hAnsi="맑은 고딕"/>
+                <w:b w:val="false"/>
+                <w:bCs w:val="false"/>
+                <w:i w:val="false"/>
+                <w:iCs w:val="false"/>
+                <w:color w:val="14161B"/>
+                <w:sz w:val="19"/>
+                <w:szCs w:val="19"/>
+              </w:rPr>
+              <w:t xml:space="preserve">유급주휴일</w:t>
             </w:r>
           </w:p>
         </w:tc>
@@ -599,8 +617,26 @@
                 <w:sz w:val="19"/>
                 <w:szCs w:val="19"/>
               </w:rPr>
-              <w:t xml:space="preserve">제7조
-연차유급휴가</w:t>
+              <w:t xml:space="preserve">제7조</w:t>
+            </w:r>
+          </w:p>
+          <w:p>
+            <w:pPr>
+              <w:spacing w:line="264"/>
+              <w:jc w:val="left"/>
+            </w:pPr>
+            <w:r>
+              <w:rPr>
+                <w:rFonts w:ascii="맑은 고딕" w:cs="맑은 고딕" w:eastAsia="맑은 고딕" w:hAnsi="맑은 고딕"/>
+                <w:b w:val="false"/>
+                <w:bCs w:val="false"/>
+                <w:i w:val="false"/>
+                <w:iCs w:val="false"/>
+                <w:color w:val="14161B"/>
+                <w:sz w:val="19"/>
+                <w:szCs w:val="19"/>
+              </w:rPr>
+              <w:t xml:space="preserve">연차유급휴가</w:t>
             </w:r>
           </w:p>
         </w:tc>
@@ -692,8 +728,26 @@
                 <w:sz w:val="19"/>
                 <w:szCs w:val="19"/>
               </w:rPr>
-              <w:t xml:space="preserve">제8조
-특별휴가</w:t>
+              <w:t xml:space="preserve">제8조</w:t>
+            </w:r>
+          </w:p>
+          <w:p>
+            <w:pPr>
+              <w:spacing w:line="264"/>
+              <w:jc w:val="left"/>
+            </w:pPr>
+            <w:r>
+              <w:rPr>
+                <w:rFonts w:ascii="맑은 고딕" w:cs="맑은 고딕" w:eastAsia="맑은 고딕" w:hAnsi="맑은 고딕"/>
+                <w:b w:val="false"/>
+                <w:bCs w:val="false"/>
+                <w:i w:val="false"/>
+                <w:iCs w:val="false"/>
+                <w:color w:val="14161B"/>
+                <w:sz w:val="19"/>
+                <w:szCs w:val="19"/>
+              </w:rPr>
+              <w:t xml:space="preserve">특별휴가</w:t>
             </w:r>
           </w:p>
         </w:tc>
@@ -785,8 +839,26 @@
                 <w:sz w:val="19"/>
                 <w:szCs w:val="19"/>
               </w:rPr>
-              <w:t xml:space="preserve">제10조
-기타 사항</w:t>
+              <w:t xml:space="preserve">제10조</w:t>
+            </w:r>
+          </w:p>
+          <w:p>
+            <w:pPr>
+              <w:spacing w:line="264"/>
+              <w:jc w:val="left"/>
+            </w:pPr>
+            <w:r>
+              <w:rPr>
+                <w:rFonts w:ascii="맑은 고딕" w:cs="맑은 고딕" w:eastAsia="맑은 고딕" w:hAnsi="맑은 고딕"/>
+                <w:b w:val="false"/>
+                <w:bCs w:val="false"/>
+                <w:i w:val="false"/>
+                <w:iCs w:val="false"/>
+                <w:color w:val="14161B"/>
+                <w:sz w:val="19"/>
+                <w:szCs w:val="19"/>
+              </w:rPr>
+              <w:t xml:space="preserve">기타 사항</w:t>
             </w:r>
           </w:p>
         </w:tc>
@@ -1196,8 +1268,22 @@
                 <w:sz w:val="20"/>
                 <w:szCs w:val="20"/>
               </w:rPr>
-              <w:t xml:space="preserve">마인드(MIN.D)
-대표  최 민 숙</w:t>
+              <w:t xml:space="preserve">마인드(MIN.D)</w:t>
+            </w:r>
+          </w:p>
+          <w:p>
+            <w:r>
+              <w:rPr>
+                <w:rFonts w:ascii="맑은 고딕" w:cs="맑은 고딕" w:eastAsia="맑은 고딕" w:hAnsi="맑은 고딕"/>
+                <w:b w:val="false"/>
+                <w:bCs w:val="false"/>
+                <w:i w:val="false"/>
+                <w:iCs w:val="false"/>
+                <w:color w:val="14161B"/>
+                <w:sz w:val="20"/>
+                <w:szCs w:val="20"/>
+              </w:rPr>
+              <w:t xml:space="preserve">대표  최 민 숙</w:t>
             </w:r>
           </w:p>
         </w:tc>

--- a/hr/마인드_근로계약서_정정합의서.docx
+++ b/hr/마인드_근로계약서_정정합의서.docx
@@ -94,7 +94,7 @@
           <w:sz w:val="20"/>
           <w:szCs w:val="20"/>
         </w:rPr>
-        <w:t xml:space="preserve">마인드(MIN.D)(이하 "사업주")와 아래 근로자(이하 "근로자")는 2026년 8월 27일 제정된 취업규칙의 시행에 따라, 기존 근로계약서의 일부 조항을 다음과 같이 정정하기로 합의한다.</w:t>
+        <w:t xml:space="preserve">마인드(MIN.D)(이하 "사업주")와 아래 근로자(이하 "근로자")는 2026년 8월 31일 제정된 취업규칙의 시행에 따라, 기존 근로계약서의 일부 조항을 다음과 같이 정정하기로 합의한다.</w:t>
       </w:r>
     </w:p>
     <w:p>
@@ -1139,7 +1139,7 @@
           <w:sz w:val="20"/>
           <w:szCs w:val="20"/>
         </w:rPr>
-        <w:t xml:space="preserve">이 합의서는 2026년 9월 1일부터 효력을 발생한다.</w:t>
+        <w:t xml:space="preserve">이 합의서는 2026년 10월 1일부터 효력을 발생한다.</w:t>
       </w:r>
     </w:p>
     <w:p>
